--- a/个人文档撰写-xy.docx
+++ b/个人文档撰写-xy.docx
@@ -380,6 +380,7 @@
                     </w:rPr>
                     <w:t>基于</w:t>
                   </w:r>
+                  <w:proofErr w:type="spellStart"/>
                   <w:r>
                     <w:rPr>
                       <w:b/>
@@ -387,6 +388,7 @@
                     </w:rPr>
                     <w:t>Ren’Py</w:t>
                   </w:r>
+                  <w:proofErr w:type="spellEnd"/>
                   <w:r>
                     <w:rPr>
                       <w:b/>
@@ -527,32 +529,138 @@
                 </w:p>
                 <w:p>
                   <w:pPr>
-                    <w:ind w:firstLine="240"/>
-                  </w:pPr>
-                  <w:r>
-                    <w:t>本人在项目中负责游戏设计和代码编写、游戏素材收集和总体质量把控</w:t>
-                  </w:r>
-                  <w:r>
-                    <w:rPr>
-                      <w:rFonts w:hint="eastAsia"/>
-                    </w:rPr>
-                    <w:t>，顺便协调组员的开发学习，做了大部分的事情。</w:t>
-                  </w:r>
-                </w:p>
-                <w:p>
-                  <w:pPr>
-                    <w:ind w:firstLine="240"/>
-                  </w:pPr>
-                </w:p>
-                <w:p>
-                  <w:pPr>
-                    <w:ind w:firstLine="240"/>
+                    <w:ind w:firstLineChars="100" w:firstLine="210"/>
                   </w:pPr>
                   <w:r>
                     <w:rPr>
                       <w:rFonts w:hint="eastAsia"/>
                     </w:rPr>
                     <w:t>小组成员：徐阳、廖信同、陈宗波、黎欣欣</w:t>
+                  </w:r>
+                </w:p>
+                <w:p>
+                  <w:pPr>
+                    <w:rPr>
+                      <w:rFonts w:hint="eastAsia"/>
+                    </w:rPr>
+                  </w:pPr>
+                </w:p>
+                <w:p>
+                  <w:r>
+                    <w:rPr>
+                      <w:rFonts w:hint="eastAsia"/>
+                    </w:rPr>
+                    <w:t xml:space="preserve">  </w:t>
+                  </w:r>
+                  <w:r>
+                    <w:rPr>
+                      <w:rFonts w:hint="eastAsia"/>
+                    </w:rPr>
+                    <w:t>我们以</w:t>
+                  </w:r>
+                  <w:proofErr w:type="spellStart"/>
+                  <w:r>
+                    <w:rPr>
+                      <w:rFonts w:hint="eastAsia"/>
+                    </w:rPr>
+                    <w:t>github</w:t>
+                  </w:r>
+                  <w:proofErr w:type="spellEnd"/>
+                  <w:r>
+                    <w:rPr>
+                      <w:rFonts w:hint="eastAsia"/>
+                    </w:rPr>
+                    <w:t>作为代码托管平台进行项目式管理，由</w:t>
+                  </w:r>
+                  <w:r>
+                    <w:rPr>
+                      <w:rFonts w:hint="eastAsia"/>
+                    </w:rPr>
+                    <w:t>陈宗波、黎欣欣</w:t>
+                  </w:r>
+                  <w:r>
+                    <w:rPr>
+                      <w:rFonts w:hint="eastAsia"/>
+                    </w:rPr>
+                    <w:t>决定剧本方向，徐阳、廖信同、</w:t>
+                  </w:r>
+                  <w:r>
+                    <w:rPr>
+                      <w:rFonts w:hint="eastAsia"/>
+                    </w:rPr>
+                    <w:t>陈宗波</w:t>
+                  </w:r>
+                  <w:r>
+                    <w:rPr>
+                      <w:rFonts w:hint="eastAsia"/>
+                    </w:rPr>
+                    <w:t>负责脚本代码的编写，廖信同、徐阳负责美工。</w:t>
+                  </w:r>
+                </w:p>
+                <w:p/>
+                <w:p>
+                  <w:pPr>
+                    <w:ind w:firstLineChars="100" w:firstLine="210"/>
+                    <w:rPr>
+                      <w:rFonts w:hint="eastAsia"/>
+                    </w:rPr>
+                  </w:pPr>
+                  <w:r>
+                    <w:rPr>
+                      <w:rFonts w:hint="eastAsia"/>
+                    </w:rPr>
+                    <w:t>本人在项目开发中，主要负责选题决策、代码编写</w:t>
+                  </w:r>
+                  <w:r>
+                    <w:rPr>
+                      <w:rFonts w:hint="eastAsia"/>
+                    </w:rPr>
+                    <w:t>、</w:t>
+                  </w:r>
+                  <w:r>
+                    <w:t>总体质量把控</w:t>
+                  </w:r>
+                  <w:r>
+                    <w:rPr>
+                      <w:rFonts w:hint="eastAsia"/>
+                    </w:rPr>
+                    <w:t>和后期美术修缮</w:t>
+                  </w:r>
+                  <w:r>
+                    <w:rPr>
+                      <w:rFonts w:hint="eastAsia"/>
+                    </w:rPr>
+                    <w:t>。首先，本人提出了游戏方向的初步设想，在商讨出选题后，为小组成员开发技术的学习过程提供了帮助。本人还负责游戏中的</w:t>
+                  </w:r>
+                  <w:r>
+                    <w:rPr>
+                      <w:rFonts w:hint="eastAsia"/>
+                    </w:rPr>
+                    <w:t>所有的</w:t>
+                  </w:r>
+                  <w:r>
+                    <w:rPr>
+                      <w:rFonts w:hint="eastAsia"/>
+                    </w:rPr>
+                    <w:t>特殊功能实现（内嵌小游戏、流程图、鉴赏模式）和美术的后期</w:t>
+                  </w:r>
+                  <w:r>
+                    <w:rPr>
+                      <w:rFonts w:hint="eastAsia"/>
+                    </w:rPr>
+                    <w:t>PS</w:t>
+                  </w:r>
+                  <w:r>
+                    <w:rPr>
+                      <w:rFonts w:hint="eastAsia"/>
+                    </w:rPr>
+                    <w:t>修缮，</w:t>
+                  </w:r>
+                  <w:r>
+                    <w:rPr>
+                      <w:rFonts w:hint="eastAsia"/>
+                    </w:rPr>
+                    <w:t>并保证做出来了的部分可以高质量地实现。</w:t>
                   </w:r>
                 </w:p>
                 <w:p>
@@ -572,22 +680,9 @@
                 </w:p>
                 <w:p>
                   <w:pPr>
-                    <w:ind w:firstLine="240"/>
-                  </w:pPr>
-                </w:p>
-                <w:p>
-                  <w:pPr>
-                    <w:ind w:firstLine="240"/>
-                  </w:pPr>
-                </w:p>
-                <w:p>
-                  <w:pPr>
-                    <w:ind w:firstLine="240"/>
-                  </w:pPr>
-                </w:p>
-                <w:p>
-                  <w:pPr>
-                    <w:ind w:firstLine="240"/>
+                    <w:rPr>
+                      <w:rFonts w:hint="eastAsia"/>
+                    </w:rPr>
                   </w:pPr>
                 </w:p>
               </w:tc>
@@ -1037,19 +1132,30 @@
         <w:rPr>
           <w:rFonts w:hint="eastAsia"/>
         </w:rPr>
-        <w:t xml:space="preserve"> Ren</w:t>
-      </w:r>
-      <w:r>
-        <w:rPr>
-          <w:rFonts w:hint="eastAsia"/>
-        </w:rPr>
+        <w:t xml:space="preserve"> </w:t>
+      </w:r>
+      <w:proofErr w:type="spellStart"/>
+      <w:r>
+        <w:rPr>
+          <w:rFonts w:hint="eastAsia"/>
+        </w:rPr>
+        <w:t>Ren</w:t>
+      </w:r>
+      <w:r>
         <w:t>’</w:t>
       </w:r>
       <w:r>
         <w:rPr>
           <w:rFonts w:hint="eastAsia"/>
         </w:rPr>
-        <w:t xml:space="preserve">Py </w:t>
+        <w:t>Py</w:t>
+      </w:r>
+      <w:proofErr w:type="spellEnd"/>
+      <w:r>
+        <w:rPr>
+          <w:rFonts w:hint="eastAsia"/>
+        </w:rPr>
+        <w:t xml:space="preserve"> </w:t>
       </w:r>
       <w:r>
         <w:rPr>
@@ -1108,19 +1214,30 @@
         <w:rPr>
           <w:rFonts w:hint="eastAsia"/>
         </w:rPr>
-        <w:t xml:space="preserve"> Ren</w:t>
-      </w:r>
-      <w:r>
-        <w:rPr>
-          <w:rFonts w:hint="eastAsia"/>
-        </w:rPr>
+        <w:t xml:space="preserve"> </w:t>
+      </w:r>
+      <w:proofErr w:type="spellStart"/>
+      <w:r>
+        <w:rPr>
+          <w:rFonts w:hint="eastAsia"/>
+        </w:rPr>
+        <w:t>Ren</w:t>
+      </w:r>
+      <w:r>
         <w:t>’</w:t>
       </w:r>
       <w:r>
         <w:rPr>
           <w:rFonts w:hint="eastAsia"/>
         </w:rPr>
-        <w:t xml:space="preserve">Py </w:t>
+        <w:t>Py</w:t>
+      </w:r>
+      <w:proofErr w:type="spellEnd"/>
+      <w:r>
+        <w:rPr>
+          <w:rFonts w:hint="eastAsia"/>
+        </w:rPr>
+        <w:t xml:space="preserve"> </w:t>
       </w:r>
       <w:r>
         <w:rPr>
@@ -1178,6 +1295,7 @@
         </w:rPr>
         <w:t>；</w:t>
       </w:r>
+      <w:proofErr w:type="spellStart"/>
       <w:r>
         <w:rPr>
           <w:kern w:val="0"/>
@@ -1185,6 +1303,7 @@
         </w:rPr>
         <w:t>Ren’Py</w:t>
       </w:r>
+      <w:proofErr w:type="spellEnd"/>
       <w:r>
         <w:rPr>
           <w:kern w:val="0"/>
@@ -1407,7 +1526,19 @@
         <w:rPr>
           <w:rFonts w:hint="eastAsia"/>
         </w:rPr>
-        <w:t>本课题研究的意义在于，软件工程大一新生应当勇敢闯荡各行各业，在各种领域取得自己的体验，尤其是在做一个项目时。能完整的做完一个项目就已经超越了不少人，在此之中，人不得不培养自己独立解决问题的能力，过关斩将地走下去，这种项目开发经验在将来的人生路上非常有用。因此，做一个有头有尾、同时小组成员投入的游戏项目意义非凡。</w:t>
+        <w:t>本课题研究的意义在于，软件工程大一</w:t>
+      </w:r>
+      <w:r>
+        <w:rPr>
+          <w:rFonts w:hint="eastAsia"/>
+        </w:rPr>
+        <w:t>（写完这篇报告时已经是大二）</w:t>
+      </w:r>
+      <w:r>
+        <w:rPr>
+          <w:rFonts w:hint="eastAsia"/>
+        </w:rPr>
+        <w:t>新生应当勇敢闯荡各行各业，在各种领域取得自己的体验，尤其是在做一个项目时。能完整的做完一个项目就已经超越了不少人，在此之中，人不得不培养自己独立解决问题的能力，过关斩将地走下去，这种项目开发经验在将来的人生路上非常有用。因此，做一个有头有尾、同时小组成员投入的游戏项目意义非凡。</w:t>
       </w:r>
     </w:p>
     <w:p>
@@ -1529,6 +1660,7 @@
         </w:rPr>
         <w:t>、</w:t>
       </w:r>
+      <w:proofErr w:type="spellStart"/>
       <w:r>
         <w:rPr>
           <w:rFonts w:hint="eastAsia"/>
@@ -1544,6 +1676,7 @@
         </w:rPr>
         <w:t>Py</w:t>
       </w:r>
+      <w:proofErr w:type="spellEnd"/>
       <w:r>
         <w:rPr>
           <w:rFonts w:hint="eastAsia"/>
@@ -1586,6 +1719,7 @@
         </w:rPr>
         <w:t>在国内，视觉小说的发展路径有所不同。一方面，腾讯、米哈游等大型厂商推动了乙女向与剧情向手游的发展，虽然在商业模式上引入了抽卡、养成等系统，但依然延续了视觉小说“以剧情为核心”的特点；这类产品因强社交属性与高投入美术而获得了较高人气。另一方面，独立团队与个人开发者也尝试使用</w:t>
       </w:r>
+      <w:proofErr w:type="spellStart"/>
       <w:r>
         <w:rPr>
           <w:rFonts w:hint="eastAsia"/>
@@ -1601,6 +1735,7 @@
         </w:rPr>
         <w:t>Py</w:t>
       </w:r>
+      <w:proofErr w:type="spellEnd"/>
       <w:r>
         <w:rPr>
           <w:rFonts w:hint="eastAsia"/>
@@ -1775,7 +1910,38 @@
         <w:rPr>
           <w:rFonts w:hint="eastAsia"/>
         </w:rPr>
-        <w:t>工具进行立绘和差分制作，同时在游戏中嵌入小游戏或其他具有可论说的数据结构内容，以便完成作为数据结构课设的基本要求</w:t>
+        <w:t>工具进行立绘和差分制作，同时在游戏中嵌入小游戏或其他具有可论说的数据结构内容</w:t>
+      </w:r>
+      <w:r>
+        <w:rPr>
+          <w:rFonts w:hint="eastAsia"/>
+        </w:rPr>
+        <w:t>，甚至制</w:t>
+      </w:r>
+      <w:r>
+        <w:rPr>
+          <w:rFonts w:hint="eastAsia"/>
+        </w:rPr>
+        <w:lastRenderedPageBreak/>
+        <w:t>作可以直接跳到特定场景的流程图（链式结构）、甚至收集所有美术工作的鉴赏模式（</w:t>
+      </w:r>
+      <w:r>
+        <w:rPr>
+          <w:rFonts w:hint="eastAsia"/>
+        </w:rPr>
+        <w:t>层次结构</w:t>
+      </w:r>
+      <w:r>
+        <w:rPr>
+          <w:rFonts w:hint="eastAsia"/>
+        </w:rPr>
+        <w:t>）</w:t>
+      </w:r>
+      <w:r>
+        <w:rPr>
+          <w:rFonts w:hint="eastAsia"/>
+        </w:rPr>
+        <w:t>，以便完成作为数据结构课设的基本要求</w:t>
       </w:r>
       <w:r>
         <w:rPr>
@@ -1808,9 +1974,13 @@
         <w:t>（后续可能会使用</w:t>
       </w:r>
       <w:r>
-        <w:lastRenderedPageBreak/>
-        <w:t>GPT-SoVITS</w:t>
-      </w:r>
+        <w:t>GPT-</w:t>
+      </w:r>
+      <w:proofErr w:type="spellStart"/>
+      <w:r>
+        <w:t>SoVITS</w:t>
+      </w:r>
+      <w:proofErr w:type="spellEnd"/>
       <w:r>
         <w:rPr>
           <w:rFonts w:hint="eastAsia"/>
@@ -2933,7 +3103,6 @@
     <w:p>
       <w:pPr>
         <w:rPr>
-          <w:rFonts w:hint="eastAsia"/>
           <w:lang w:val="zh-CN"/>
         </w:rPr>
       </w:pPr>
@@ -3124,7 +3293,15 @@
           <w:rFonts w:hint="eastAsia"/>
           <w:lang w:val="zh-CN"/>
         </w:rPr>
-        <w:t>站这类视频平台上仍有不少视频教学可以观看学习。由于本人曾独立完成过一个最简单的</w:t>
+        <w:t>站这类</w:t>
+      </w:r>
+      <w:r>
+        <w:rPr>
+          <w:rFonts w:hint="eastAsia"/>
+          <w:lang w:val="zh-CN"/>
+        </w:rPr>
+        <w:lastRenderedPageBreak/>
+        <w:t>视频平台上仍有不少视频教学可以观看学习。由于本人曾独立完成过一个最简单的</w:t>
       </w:r>
       <w:r>
         <w:rPr>
@@ -3257,7 +3434,6 @@
     <w:p>
       <w:pPr>
         <w:rPr>
-          <w:rFonts w:hint="eastAsia"/>
           <w:lang w:val="zh-CN"/>
         </w:rPr>
       </w:pPr>
@@ -3381,7 +3557,6 @@
     <w:p>
       <w:pPr>
         <w:rPr>
-          <w:rFonts w:hint="eastAsia"/>
           <w:lang w:val="zh-CN"/>
         </w:rPr>
       </w:pPr>
@@ -3558,12 +3733,14 @@
         </w:rPr>
         <w:t>，即配置，记录游戏配置、版本号等功能性参数。三是</w:t>
       </w:r>
+      <w:proofErr w:type="spellStart"/>
       <w:r>
         <w:rPr>
           <w:rFonts w:hint="eastAsia"/>
         </w:rPr>
         <w:t>gui</w:t>
       </w:r>
+      <w:proofErr w:type="spellEnd"/>
       <w:r>
         <w:rPr>
           <w:rFonts w:hint="eastAsia"/>
@@ -3580,7 +3757,14 @@
         <w:rPr>
           <w:rFonts w:hint="eastAsia"/>
         </w:rPr>
-        <w:t>，即屏幕，用于搭建整个游戏的框架，是难以撼动的地基。</w:t>
+        <w:t>，即屏</w:t>
+      </w:r>
+      <w:r>
+        <w:rPr>
+          <w:rFonts w:hint="eastAsia"/>
+        </w:rPr>
+        <w:lastRenderedPageBreak/>
+        <w:t>幕，用于搭建整个游戏的框架，是难以撼动的地基。</w:t>
       </w:r>
     </w:p>
     <w:p>
@@ -3651,14 +3835,7 @@
         <w:rPr>
           <w:rFonts w:hint="eastAsia"/>
         </w:rPr>
-        <w:t>相</w:t>
-      </w:r>
-      <w:r>
-        <w:rPr>
-          <w:rFonts w:hint="eastAsia"/>
-        </w:rPr>
-        <w:lastRenderedPageBreak/>
-        <w:t>关说明、游戏日志等外关于游戏本身的东西。三是</w:t>
+        <w:t>相关说明、游戏日志等外关于游戏本身的东西。三是</w:t>
       </w:r>
       <w:r>
         <w:rPr>
@@ -3684,12 +3861,14 @@
         </w:rPr>
         <w:t>，储存游戏中的全部音频，包括配乐、配音、音效。五是</w:t>
       </w:r>
+      <w:proofErr w:type="spellStart"/>
       <w:r>
         <w:rPr>
           <w:rFonts w:hint="eastAsia"/>
         </w:rPr>
         <w:t>gui</w:t>
       </w:r>
+      <w:proofErr w:type="spellEnd"/>
       <w:r>
         <w:rPr>
           <w:rFonts w:hint="eastAsia"/>
@@ -3749,12 +3928,14 @@
         </w:rPr>
         <w:t>以上为开发架构，我们后续的工作就是打开</w:t>
       </w:r>
+      <w:proofErr w:type="spellStart"/>
       <w:r>
         <w:rPr>
           <w:rFonts w:hint="eastAsia"/>
         </w:rPr>
         <w:t>script.rpy</w:t>
       </w:r>
+      <w:proofErr w:type="spellEnd"/>
       <w:r>
         <w:rPr>
           <w:rFonts w:hint="eastAsia"/>
@@ -3808,6 +3989,17 @@
         <w:rPr>
           <w:rFonts w:hint="eastAsia"/>
         </w:rPr>
+        <w:t>以下均为个人理解，可能略有错漏之处。</w:t>
+      </w:r>
+    </w:p>
+    <w:p>
+      <w:pPr>
+        <w:ind w:firstLine="420"/>
+      </w:pPr>
+      <w:r>
+        <w:rPr>
+          <w:rFonts w:hint="eastAsia"/>
+        </w:rPr>
         <w:t>内容架构较为难以详述，姑且认为由三个部分构成，一是演出，意为小说阅读过程中配合文本进行的视觉化效果展示，如场景</w:t>
       </w:r>
       <w:r>
@@ -3852,12 +4044,14 @@
         </w:rPr>
         <w:t>语言中</w:t>
       </w:r>
+      <w:proofErr w:type="spellStart"/>
       <w:r>
         <w:rPr>
           <w:rFonts w:hint="eastAsia"/>
         </w:rPr>
         <w:t>goto</w:t>
       </w:r>
+      <w:proofErr w:type="spellEnd"/>
       <w:r>
         <w:rPr>
           <w:rFonts w:hint="eastAsia"/>
@@ -3940,9 +4134,23 @@
       </w:r>
       <w:r>
         <w:rPr>
+          <w:rFonts w:hint="eastAsia"/>
           <w:lang w:val="zh-CN"/>
         </w:rPr>
+        <w:t>`</w:t>
+      </w:r>
+      <w:r>
+        <w:rPr>
+          <w:lang w:val="zh-CN"/>
+        </w:rPr>
         <w:t>init python:</w:t>
+      </w:r>
+      <w:r>
+        <w:rPr>
+          <w:rFonts w:hint="eastAsia"/>
+          <w:lang w:val="zh-CN"/>
+        </w:rPr>
+        <w:t>`</w:t>
       </w:r>
       <w:r>
         <w:rPr>
@@ -4068,12 +4276,14 @@
         </w:rPr>
         <w:t>这里搞几个有代表性的</w:t>
       </w:r>
+      <w:proofErr w:type="spellStart"/>
       <w:r>
         <w:rPr>
           <w:rFonts w:hint="eastAsia"/>
         </w:rPr>
         <w:t>renpy</w:t>
       </w:r>
+      <w:proofErr w:type="spellEnd"/>
       <w:r>
         <w:rPr>
           <w:rFonts w:hint="eastAsia"/>
@@ -4125,6 +4335,7 @@
         </w:rPr>
         <w:t>为增强视觉小说的互动性与课程实验的创新性，本项目在</w:t>
       </w:r>
+      <w:proofErr w:type="spellStart"/>
       <w:r>
         <w:rPr>
           <w:rFonts w:hint="eastAsia"/>
@@ -4140,6 +4351,7 @@
         </w:rPr>
         <w:t>Py</w:t>
       </w:r>
+      <w:proofErr w:type="spellEnd"/>
       <w:r>
         <w:rPr>
           <w:rFonts w:hint="eastAsia"/>
@@ -4156,7 +4368,31 @@
         <w:rPr>
           <w:rFonts w:hint="eastAsia"/>
         </w:rPr>
-        <w:t>小游戏。该设计既能展示</w:t>
+        <w:t>小游戏</w:t>
+      </w:r>
+      <w:r>
+        <w:rPr>
+          <w:rFonts w:hint="eastAsia"/>
+        </w:rPr>
+        <w:t>，这里便以</w:t>
+      </w:r>
+      <w:r>
+        <w:rPr>
+          <w:rFonts w:hint="eastAsia"/>
+        </w:rPr>
+        <w:t>Pong</w:t>
+      </w:r>
+      <w:r>
+        <w:rPr>
+          <w:rFonts w:hint="eastAsia"/>
+        </w:rPr>
+        <w:t>小游戏作为例子阐述。</w:t>
+      </w:r>
+      <w:r>
+        <w:rPr>
+          <w:rFonts w:hint="eastAsia"/>
+        </w:rPr>
+        <w:t>该设计既能展示</w:t>
       </w:r>
       <w:r>
         <w:rPr>
@@ -4170,6 +4406,7 @@
         </w:rPr>
         <w:t>与</w:t>
       </w:r>
+      <w:proofErr w:type="spellStart"/>
       <w:r>
         <w:rPr>
           <w:rFonts w:hint="eastAsia"/>
@@ -4185,29 +4422,12 @@
         </w:rPr>
         <w:t>Py</w:t>
       </w:r>
+      <w:proofErr w:type="spellEnd"/>
       <w:r>
         <w:rPr>
           <w:rFonts w:hint="eastAsia"/>
         </w:rPr>
         <w:t>的良好结合，也能体现数据结构在游戏交互中的具体应用。</w:t>
-      </w:r>
-      <w:r>
-        <w:rPr>
-          <w:rFonts w:hint="eastAsia"/>
-        </w:rPr>
-        <w:t>见</w:t>
-      </w:r>
-      <w:r>
-        <w:rPr>
-          <w:rFonts w:hint="eastAsia"/>
-        </w:rPr>
-        <w:t>script.rpy line 928</w:t>
-      </w:r>
-      <w:r>
-        <w:rPr>
-          <w:rFonts w:hint="eastAsia"/>
-        </w:rPr>
-        <w:t>。</w:t>
       </w:r>
     </w:p>
     <w:p>
@@ -4246,26 +4466,42 @@
         <w:rPr>
           <w:rFonts w:hint="eastAsia"/>
         </w:rPr>
+        <w:t>Pon</w:t>
+      </w:r>
+      <w:r>
+        <w:rPr>
+          <w:rFonts w:hint="eastAsia"/>
+        </w:rPr>
+        <w:t>g</w:t>
+      </w:r>
+      <w:r>
+        <w:rPr>
+          <w:rFonts w:hint="eastAsia"/>
+        </w:rPr>
         <w:t>小游戏采用面向对象的方式进行封装。核心对象为</w:t>
       </w:r>
+      <w:proofErr w:type="spellStart"/>
       <w:r>
         <w:rPr>
           <w:rFonts w:hint="eastAsia"/>
         </w:rPr>
         <w:t>PongDisplayable</w:t>
       </w:r>
+      <w:proofErr w:type="spellEnd"/>
       <w:r>
         <w:rPr>
           <w:rFonts w:hint="eastAsia"/>
         </w:rPr>
         <w:t>，继承自</w:t>
       </w:r>
+      <w:proofErr w:type="spellStart"/>
       <w:r>
         <w:rPr>
           <w:rFonts w:hint="eastAsia"/>
         </w:rPr>
         <w:t>renpy.Displayable</w:t>
       </w:r>
+      <w:proofErr w:type="spellEnd"/>
       <w:r>
         <w:rPr>
           <w:rFonts w:hint="eastAsia"/>
@@ -4415,6 +4651,12 @@
       <w:pPr>
         <w:ind w:firstLine="420"/>
       </w:pPr>
+      <w:r>
+        <w:rPr>
+          <w:rFonts w:hint="eastAsia"/>
+        </w:rPr>
+        <w:t>Pong</w:t>
+      </w:r>
       <w:r>
         <w:rPr>
           <w:rFonts w:hint="eastAsia"/>
@@ -4443,12 +4685,14 @@
         <w:pStyle w:val="a7"/>
         <w:ind w:left="780" w:firstLineChars="0" w:firstLine="0"/>
       </w:pPr>
+      <w:proofErr w:type="spellStart"/>
       <w:r>
         <w:rPr>
           <w:rFonts w:hint="eastAsia"/>
         </w:rPr>
         <w:t>playery</w:t>
       </w:r>
+      <w:proofErr w:type="spellEnd"/>
       <w:r>
         <w:rPr>
           <w:rFonts w:hint="eastAsia"/>
@@ -4461,12 +4705,14 @@
         <w:pStyle w:val="a7"/>
         <w:ind w:left="780" w:firstLineChars="0" w:firstLine="0"/>
       </w:pPr>
+      <w:proofErr w:type="spellStart"/>
       <w:r>
         <w:rPr>
           <w:rFonts w:hint="eastAsia"/>
         </w:rPr>
         <w:t>computery</w:t>
       </w:r>
+      <w:proofErr w:type="spellEnd"/>
       <w:r>
         <w:rPr>
           <w:rFonts w:hint="eastAsia"/>
@@ -4491,11 +4737,19 @@
         <w:pStyle w:val="a7"/>
         <w:ind w:left="780" w:firstLineChars="0" w:firstLine="0"/>
       </w:pPr>
-      <w:r>
-        <w:rPr>
-          <w:rFonts w:hint="eastAsia"/>
-        </w:rPr>
-        <w:t>ballx, bally</w:t>
+      <w:proofErr w:type="spellStart"/>
+      <w:r>
+        <w:rPr>
+          <w:rFonts w:hint="eastAsia"/>
+        </w:rPr>
+        <w:t>ballx</w:t>
+      </w:r>
+      <w:proofErr w:type="spellEnd"/>
+      <w:r>
+        <w:rPr>
+          <w:rFonts w:hint="eastAsia"/>
+        </w:rPr>
+        <w:t>, bally</w:t>
       </w:r>
       <w:r>
         <w:rPr>
@@ -4543,12 +4797,28 @@
         <w:pStyle w:val="a7"/>
         <w:ind w:left="780" w:firstLineChars="0" w:firstLine="0"/>
       </w:pPr>
-      <w:r>
-        <w:rPr>
-          <w:rFonts w:hint="eastAsia"/>
-        </w:rPr>
-        <w:t>ballvx, ballvy</w:t>
-      </w:r>
+      <w:proofErr w:type="spellStart"/>
+      <w:r>
+        <w:rPr>
+          <w:rFonts w:hint="eastAsia"/>
+        </w:rPr>
+        <w:t>ballvx</w:t>
+      </w:r>
+      <w:proofErr w:type="spellEnd"/>
+      <w:r>
+        <w:rPr>
+          <w:rFonts w:hint="eastAsia"/>
+        </w:rPr>
+        <w:t xml:space="preserve">, </w:t>
+      </w:r>
+      <w:proofErr w:type="spellStart"/>
+      <w:r>
+        <w:rPr>
+          <w:rFonts w:hint="eastAsia"/>
+        </w:rPr>
+        <w:t>ballvy</w:t>
+      </w:r>
+      <w:proofErr w:type="spellEnd"/>
       <w:r>
         <w:rPr>
           <w:rFonts w:hint="eastAsia"/>
@@ -4646,6 +4916,7 @@
         <w:rPr>
           <w:rFonts w:hint="eastAsia"/>
         </w:rPr>
+        <w:lastRenderedPageBreak/>
         <w:t>这些数据结构共同维护了小游戏的运行状态，并驱动画面刷新与逻辑判断。</w:t>
       </w:r>
     </w:p>
@@ -4685,7 +4956,23 @@
         <w:ind w:firstLine="420"/>
       </w:pPr>
       <w:r>
-        <w:t>class PongDisplayable(renpy.Displayable)</w:t>
+        <w:t xml:space="preserve">class </w:t>
+      </w:r>
+      <w:proofErr w:type="spellStart"/>
+      <w:r>
+        <w:t>PongDisplayable</w:t>
+      </w:r>
+      <w:proofErr w:type="spellEnd"/>
+      <w:r>
+        <w:t>(</w:t>
+      </w:r>
+      <w:proofErr w:type="spellStart"/>
+      <w:r>
+        <w:t>renpy.Displayable</w:t>
+      </w:r>
+      <w:proofErr w:type="spellEnd"/>
+      <w:r>
+        <w:t>)</w:t>
       </w:r>
     </w:p>
     <w:p>
@@ -4701,14 +4988,27 @@
         <w:rPr>
           <w:rFonts w:hint="eastAsia"/>
         </w:rPr>
-        <w:lastRenderedPageBreak/>
         <w:t>初始化方法</w:t>
       </w:r>
       <w:r>
         <w:rPr>
           <w:rFonts w:hint="eastAsia"/>
         </w:rPr>
-        <w:t>__init__</w:t>
+        <w:t>__</w:t>
+      </w:r>
+      <w:proofErr w:type="spellStart"/>
+      <w:r>
+        <w:rPr>
+          <w:rFonts w:hint="eastAsia"/>
+        </w:rPr>
+        <w:t>init</w:t>
+      </w:r>
+      <w:proofErr w:type="spellEnd"/>
+      <w:r>
+        <w:rPr>
+          <w:rFonts w:hint="eastAsia"/>
+        </w:rPr>
+        <w:t>__</w:t>
       </w:r>
     </w:p>
     <w:p>
@@ -4776,12 +5076,14 @@
         </w:rPr>
         <w:t>根据键盘输入更新</w:t>
       </w:r>
+      <w:proofErr w:type="spellStart"/>
       <w:r>
         <w:rPr>
           <w:rFonts w:hint="eastAsia"/>
         </w:rPr>
         <w:t>playery</w:t>
       </w:r>
+      <w:proofErr w:type="spellEnd"/>
       <w:r>
         <w:rPr>
           <w:rFonts w:hint="eastAsia"/>
@@ -4804,11 +5106,19 @@
         </w:rPr>
         <w:t>根据球体坐标与边界条件更新</w:t>
       </w:r>
-      <w:r>
-        <w:rPr>
-          <w:rFonts w:hint="eastAsia"/>
-        </w:rPr>
-        <w:t>ballx, bally</w:t>
+      <w:proofErr w:type="spellStart"/>
+      <w:r>
+        <w:rPr>
+          <w:rFonts w:hint="eastAsia"/>
+        </w:rPr>
+        <w:t>ballx</w:t>
+      </w:r>
+      <w:proofErr w:type="spellEnd"/>
+      <w:r>
+        <w:rPr>
+          <w:rFonts w:hint="eastAsia"/>
+        </w:rPr>
+        <w:t>, bally</w:t>
       </w:r>
       <w:r>
         <w:rPr>
@@ -4848,12 +5158,14 @@
         </w:rPr>
         <w:t>调整</w:t>
       </w:r>
+      <w:proofErr w:type="spellStart"/>
       <w:r>
         <w:rPr>
           <w:rFonts w:hint="eastAsia"/>
         </w:rPr>
         <w:t>computery</w:t>
       </w:r>
+      <w:proofErr w:type="spellEnd"/>
       <w:r>
         <w:rPr>
           <w:rFonts w:hint="eastAsia"/>
@@ -4910,12 +5222,14 @@
         </w:rPr>
         <w:t>接收用户输入（上下方向键），并据此调整</w:t>
       </w:r>
+      <w:proofErr w:type="spellStart"/>
       <w:r>
         <w:rPr>
           <w:rFonts w:hint="eastAsia"/>
         </w:rPr>
         <w:t>playery</w:t>
       </w:r>
+      <w:proofErr w:type="spellEnd"/>
       <w:r>
         <w:rPr>
           <w:rFonts w:hint="eastAsia"/>
@@ -4933,6 +5247,7 @@
         </w:rPr>
         <w:t>通过上述类的定义，游戏逻辑与画面渲染实现了高度耦合，确保在</w:t>
       </w:r>
+      <w:proofErr w:type="spellStart"/>
       <w:r>
         <w:rPr>
           <w:rFonts w:hint="eastAsia"/>
@@ -4948,6 +5263,7 @@
         </w:rPr>
         <w:t>Py</w:t>
       </w:r>
+      <w:proofErr w:type="spellEnd"/>
       <w:r>
         <w:rPr>
           <w:rFonts w:hint="eastAsia"/>
@@ -5335,6 +5651,7 @@
         </w:rPr>
         <w:t>通过本次基于</w:t>
       </w:r>
+      <w:proofErr w:type="spellStart"/>
       <w:r>
         <w:rPr>
           <w:rFonts w:hint="eastAsia"/>
@@ -5350,6 +5667,7 @@
         </w:rPr>
         <w:t>Py</w:t>
       </w:r>
+      <w:proofErr w:type="spellEnd"/>
       <w:r>
         <w:rPr>
           <w:rFonts w:hint="eastAsia"/>
@@ -5377,14 +5695,8 @@
         <w:rPr>
           <w:rFonts w:hint="eastAsia"/>
         </w:rPr>
-        <w:t>整体而言，本项目具有以下成果与意义：功能实现完整，视觉小说主线剧情、分支逻辑与小游戏均能正常运行；数据结构应用突出，小游戏展示了位置变量、状态变量和简单算法的实际作用；团队合作有效，小组成员分工明确，能协同解决开发过程中遇到的技术与资源</w:t>
-      </w:r>
-      <w:r>
-        <w:rPr>
-          <w:rFonts w:hint="eastAsia"/>
-        </w:rPr>
         <w:lastRenderedPageBreak/>
-        <w:t>问题；测试结果理想，在</w:t>
+        <w:t>整体而言，本项目具有以下成果与意义：功能实现完整，视觉小说主线剧情、分支逻辑与小游戏均能正常运行；数据结构应用突出，小游戏展示了位置变量、状态变量和简单算法的实际作用；团队合作有效，小组成员分工明确，能协同解决开发过程中遇到的技术与资源问题；测试结果理想，在</w:t>
       </w:r>
       <w:r>
         <w:rPr>
@@ -5402,12 +5714,21 @@
     <w:p>
       <w:pPr>
         <w:ind w:firstLine="420"/>
+        <w:rPr>
+          <w:rFonts w:hint="eastAsia"/>
+        </w:rPr>
       </w:pPr>
       <w:r>
         <w:rPr>
           <w:rFonts w:hint="eastAsia"/>
         </w:rPr>
         <w:t>当然，本项目也存在不足之处。例如，音效素材依赖外部资源，原创性有限；小游戏难度设置较为单一，缺乏持续挑战性。未来的改进方向包括：引入更复杂的数据结构与算法（如得分统计、难度递增机制）、提升美术与音效质量，以及尝试与数据库结合，扩展玩家数据记录功能。</w:t>
+      </w:r>
+      <w:r>
+        <w:rPr>
+          <w:rFonts w:hint="eastAsia"/>
+        </w:rPr>
+        <w:t>由于开发周期很长，流程图的实现和鉴赏模式在一开始都只是改进设想，但最后还是尝试去做了实现。</w:t>
       </w:r>
     </w:p>
     <w:p>
@@ -5442,7 +5763,35 @@
         <w:rPr>
           <w:rFonts w:hint="eastAsia"/>
         </w:rPr>
-        <w:t xml:space="preserve">[1] Ren'Py. Ren'Py </w:t>
+        <w:t xml:space="preserve">[1] </w:t>
+      </w:r>
+      <w:proofErr w:type="spellStart"/>
+      <w:r>
+        <w:rPr>
+          <w:rFonts w:hint="eastAsia"/>
+        </w:rPr>
+        <w:t>Ren'Py</w:t>
+      </w:r>
+      <w:proofErr w:type="spellEnd"/>
+      <w:r>
+        <w:rPr>
+          <w:rFonts w:hint="eastAsia"/>
+        </w:rPr>
+        <w:t xml:space="preserve">. </w:t>
+      </w:r>
+      <w:proofErr w:type="spellStart"/>
+      <w:r>
+        <w:rPr>
+          <w:rFonts w:hint="eastAsia"/>
+        </w:rPr>
+        <w:t>Ren'Py</w:t>
+      </w:r>
+      <w:proofErr w:type="spellEnd"/>
+      <w:r>
+        <w:rPr>
+          <w:rFonts w:hint="eastAsia"/>
+        </w:rPr>
+        <w:t xml:space="preserve"> </w:t>
       </w:r>
       <w:r>
         <w:rPr>
@@ -5467,6 +5816,11 @@
       </w:hyperlink>
     </w:p>
     <w:p>
+      <w:pPr>
+        <w:rPr>
+          <w:rFonts w:hint="eastAsia"/>
+        </w:rPr>
+      </w:pPr>
       <w:r>
         <w:tab/>
       </w:r>
@@ -5476,6 +5830,14 @@
         </w:rPr>
         <w:t>[2]</w:t>
       </w:r>
+      <w:proofErr w:type="spellStart"/>
+      <w:r>
+        <w:rPr>
+          <w:rFonts w:hint="eastAsia"/>
+        </w:rPr>
+        <w:t>chatGPT</w:t>
+      </w:r>
+      <w:proofErr w:type="spellEnd"/>
     </w:p>
     <w:p>
       <w:pPr>
@@ -5564,11 +5926,6 @@
       </w:r>
     </w:p>
     <w:p>
-      <w:pPr>
-        <w:rPr>
-          <w:rFonts w:hint="eastAsia"/>
-        </w:rPr>
-      </w:pPr>
       <w:r>
         <w:tab/>
       </w:r>
@@ -5578,12 +5935,14 @@
         </w:rPr>
         <w:t>游戏</w:t>
       </w:r>
+      <w:proofErr w:type="spellStart"/>
       <w:r>
         <w:rPr>
           <w:rFonts w:hint="eastAsia"/>
         </w:rPr>
         <w:t>apk</w:t>
       </w:r>
+      <w:proofErr w:type="spellEnd"/>
       <w:r>
         <w:rPr>
           <w:rFonts w:hint="eastAsia"/>
